--- a/开发相关文档/AI提示词/20261018-AI实践与大数据分阶段执行包/S09-项目准备与步骤式实践工作台.docx
+++ b/开发相关文档/AI提示词/20261018-AI实践与大数据分阶段执行包/S09-项目准备与步骤式实践工作台.docx
@@ -19,7 +19,7 @@
         <w:widowControl/>
       </w:pPr>
       <w:r>
-        <w:t>V2 大数据主线优先  2026年10月19日  必做  建议安排 第4周</w:t>
+        <w:t>V2 20261025收口修订  学生端辅助实践工作台</w:t>
       </w:r>
     </w:p>
     <w:p>
@@ -27,7 +27,15 @@
         <w:widowControl/>
       </w:pPr>
       <w:r>
-        <w:t>用法  单独上传本文件，并发送“只执行本阶段，完成验收与交接后停止”。V2编号已重排，请勿混用旧版同号文件。</w:t>
+        <w:t xml:space="preserve">用法  先读任务交接与20261021计划书，再发送“只执行本阶段，保护已有修改，更新交接后停止”。本包修订不等于阶段实施或新增授权。</w:t>
+      </w:r>
+    </w:p>
+    <w:p>
+      <w:pPr>
+        <w:widowControl/>
+      </w:pPr>
+      <w:r>
+        <w:t>20261025收口：S06完整通过，S07工程通过；S08历史工程通过、自动评审质量未通过。用户已选择工程闭环＋AI辅助建议，停止收费重评；本版提示词不代表辅助模式已落地。S09/S10未实施，S11默认跳过。</w:t>
       </w:r>
     </w:p>
     <w:p>
@@ -57,7 +65,7 @@
         <w:widowControl/>
       </w:pPr>
       <w:r>
-        <w:t>请只执行 S09 项目准备与步骤式实践工作台。目标：把项目准备与AI实践两页职责收口到同一固定模板主线：用户确认目标后开始实践，在当前步骤提交、看反馈和继续。使用真实接口和既有结果组件，保留原路由、历史结果与高级画布；不依赖自然语言草案才能使用。</w:t>
+        <w:t>请只执行 S09 项目准备与步骤式实践工作台。目标：以固定模板接入提交、AI辅助建议、本人审阅结束、历史与恢复。优先把已有成果做成稳定可展示的学生端；不加入自动判分、教师通过或掌握度承诺。</w:t>
       </w:r>
     </w:p>
     <w:p>
@@ -65,7 +73,7 @@
         <w:widowControl/>
       </w:pPr>
       <w:r>
-        <w:t>直接前置阶段：S08。前置条件：S08工程闭环已通过，真实模型质量状态已明确且不能隐藏；本阶段路由、DTO、权限与交互范围在S01批准契约内。候选成果写回Context只复用已有且已明确批准的机制，缺少批准时仅提供来源和差异展示。</w:t>
+        <w:t>直接前置阶段：S08辅助建议工程适配及恢复验收。原自动评审质量未通过已按用户决定移出前置，不得再要求16例付费评分过关；若源码仍按overall=pass阻挡本人结束，应交接S08具体工程缺口，不用前端绕过。需用户给出本阶段指令才开工。</w:t>
       </w:r>
     </w:p>
     <w:p>
@@ -85,7 +93,7 @@
         <w:ind w:left="198" w:hanging="198"/>
       </w:pPr>
       <w:r>
-        <w:t>1  你是能读取本地仓库的开发AI。根目录为C:\Users\Administrator\Desktop\毕业设计\ScholarHub。每次只执行一个阶段；本包不授权自动执行整包。先核对当前源码、Git与日志，保护已有未提交修改；无源码访问先列缺少材料。</w:t>
+        <w:t xml:space="preserve">1  根目录为C:\Users\Administrator\Desktop\毕业设计\ScholarHub。先读开发相关文档/任务交接.md及开发相关文档/开发规划/20261021-大数据主线最小改动与AI实践衔接计划书.md，核对本阶段报告、当前Git和用户最新指令。每次只执行一个阶段，保护既有未提交工作；无源码访问先列缺少材料，不从S00重新初始化。</w:t>
       </w:r>
     </w:p>
     <w:p>
@@ -94,7 +102,7 @@
         <w:ind w:left="198" w:hanging="198"/>
       </w:pPr>
       <w:r>
-        <w:t>2  先读AGENTS.md和可用的stop-that-shit、frontend-backend-code-standards；前端沿用现有设计规范。保持Vue/TypeScript、FastAPI/SQLAlchemy/MySQL及Provider，复用既有结果模块化、测试与图表，不重建项目或无关格式化。</w:t>
+        <w:t>2  遵守AGENTS.md、stop-that-shit和frontend-backend-code-standards；沿用Vue/TypeScript、FastAPI/SQLAlchemy/MySQL及现有Provider。未调整的数据/权限/版本规则沿用V2-S01-r2；S08完成含义与后续前置以20261025辅助建议收口补充为准，旧评分答案和阈值封存不改。</w:t>
       </w:r>
     </w:p>
     <w:p>
@@ -139,7 +147,7 @@
         <w:ind w:left="198" w:hanging="198"/>
       </w:pPr>
       <w:r>
-        <w:t>7  中文日志沿用开发相关文档/开发日志/开发操作日志.md；报告放开发相关文档/阶段报告/AI大数据改造/V2。编号已按V2重排，旧阶段报告只经内容映射复用，不覆盖旧报告。不自动提交、推送、发布或开始下一阶段。</w:t>
+        <w:t xml:space="preserve">7  中文日志沿用开发相关文档/开发日志/开发操作日志.md，报告放开发相关文档/阶段报告/AI大数据改造/V2。阶段结束、关键阻塞、换AI或准备压缩前先更新开发相关文档/任务交接.md：任务卡、已改文件、实际命令/证据、授权与消耗、缺口、恢复点和下一步。不得只留聊天纪要；不自动提交、推送、发布或开始下一阶段。</w:t>
       </w:r>
     </w:p>
     <w:p>
@@ -168,7 +176,7 @@
         <w:ind w:left="198" w:hanging="198"/>
       </w:pPr>
       <w:r>
-        <w:t>2  S07固定模板入口、S08状态动作矩阵、验收项与来源类型、一次成功和修改恢复样例；读取工程与真实模型质量分别通过或未验收的边界。</w:t>
+        <w:t>2  S07固定模板、S08新版状态动作矩阵与辅助建议来源、直接审阅结束/自选修改/无提交/取消恢复样例；阅读历史AI质量未通过与新模式实际验收状态。</w:t>
       </w:r>
     </w:p>
     <w:p>
@@ -206,7 +214,7 @@
         <w:ind w:left="198" w:hanging="198"/>
       </w:pPr>
       <w:r>
-        <w:t>2  保留/projects/:id/ai与/workflows等旧链接的兼容访问及权限。旧画布和批量运行留在高级编排，旧API与结果可查询；新人工等待步骤不能送进旧run接口假装支持。</w:t>
+        <w:t xml:space="preserve">2  /projects/:id/ai沿用准备职责，新增/projects/:id/practice承担PracticeWorkbenchView；/workflows/:id保留高级画布和历史。保持旧路由/权限/API与all/incomplete语义，不把人工等待送进旧run接口；不重做全站导航。</w:t>
       </w:r>
     </w:p>
     <w:p>
@@ -215,7 +223,7 @@
         <w:ind w:left="198" w:hanging="198"/>
       </w:pPr>
       <w:r>
-        <w:t>3  项目准备提供固定Python CSV模板预览，明确输入规则、提交物和验收条件。用户确认后开始或继续会话；确认固定模板本身无需模型生成草案，资料完整时不制造额外追问。</w:t>
+        <w:t>3  固定Python CSV模板预览写清任务、输入规则和提交物；资料完整即可开始，无需生成草案。固定输出值是自测参考，不是平台执行或自动判分；首次提交可本人审阅后结束。</w:t>
       </w:r>
     </w:p>
     <w:p>
@@ -242,7 +250,7 @@
         <w:ind w:left="198" w:hanging="198"/>
       </w:pPr>
       <w:r>
-        <w:t>6  按服务端状态显示开始、提示、讲解、提交、评审、修改、确认、取消与恢复。当前只有一个主要动作，等待和失败说明所需材料与可行恢复；查询刷新不调用模型。</w:t>
+        <w:t>6  按后端真实状态显示提交、按需获取建议、自选修改、本人审阅结束、取消和恢复。确认按钮使用“已审阅，结束本次实践”等准确文案，不显示“验证通过”。AI失败提供恢复与本人结束入口，查询刷新不调用模型。</w:t>
       </w:r>
     </w:p>
     <w:p>
@@ -251,7 +259,7 @@
         <w:ind w:left="198" w:hanging="198"/>
       </w:pPr>
       <w:r>
-        <w:t>7  每步展示做什么、为什么、输入、提交物与验收项。复用旧结果模块化组件展示所选请求，反馈绑定当前尝试；历史切换保留版本，复制只复制所选内容，迟到响应不能替换新选择。</w:t>
+        <w:t>7  展示当前目标/步骤/下一动作及各自来源：自我声明、输出值核对、AI建议、本人确认、教师确认。历史选择/复制绑定所选attempt，晚响应不串数据；旧结果局部适配，兼容原Schema。</w:t>
       </w:r>
     </w:p>
     <w:p>
@@ -260,7 +268,7 @@
         <w:ind w:left="198" w:hanging="198"/>
       </w:pPr>
       <w:r>
-        <w:t>8  首次正确的提交可以直接进入确认；需要修改才显示下一版入口。保留无提交、取消、多次修改和重启恢复状态，不把演示用的两次尝试固化成所有用户的必经步骤。</w:t>
+        <w:t>8  提交后可直接审阅结束；用户选择修改时再提供新版本入口。无AI建议时显示未请求/失败，不冒称已读建议；无提交、取消、多次修改和重启恢复均有正确动作，不强制两次尝试。</w:t>
       </w:r>
     </w:p>
     <w:p>
@@ -269,7 +277,7 @@
         <w:ind w:left="198" w:hanging="198"/>
       </w:pPr>
       <w:r>
-        <w:t>9  任务Prompt围绕当前步骤、已确认材料和明确交付要求生成，沿用已有能力与记录。提示生成和学生完成分开；没有代码时不显示评审成功，不承诺平台执行过学生脚本。</w:t>
+        <w:t>9  按需AI帮助仅消费当前步骤与所选提交，保留明确触发和请求记录。默认演示使用已有合法结果或Fake并注明来源；收费真实演示另授权，不启动固定集复评，也不承诺执行学生脚本。</w:t>
       </w:r>
     </w:p>
     <w:p>
@@ -278,7 +286,7 @@
         <w:ind w:left="198" w:hanging="198"/>
       </w:pPr>
       <w:r>
-        <w:t>10  候选成果展示输入版本、来源、字段差异及影响。只有既有机制与授权均满足才提交用户选定字段；其余情况保留审阅展示并交接批准缺口，不临时新增写回API或绕过版本。</w:t>
+        <w:t xml:space="preserve">10  项目Context更新不重置旧会话绑定快照；提示旧版本，可继续原任务或新建会话。候选仅展示来源/字段差异，写回仅复用现有明确批准机制；实践评审不回写ProjectContext，不临时新增第七个B组端点。</w:t>
       </w:r>
     </w:p>
     <w:p>
@@ -287,7 +295,7 @@
         <w:ind w:left="198" w:hanging="198"/>
       </w:pPr>
       <w:r>
-        <w:t>11  页面全部使用本人真实Store/API，区分自我确认、固定输出核对、AI静态建议和教师确认。进度来自已确认业务阶段，不能用Token、调用次数或动画给出虚假掌握度。</w:t>
+        <w:t>11  使用本人真实Store/API；流程进度只表示操作进度。模型overall及criterion不得渲染为代码正确/学生通过；教师项未提供时不补造。保留原教师页面与权限，本阶段不扩教学流程。</w:t>
       </w:r>
     </w:p>
     <w:p>
@@ -334,7 +342,7 @@
         <w:ind w:left="198" w:hanging="198"/>
       </w:pPr>
       <w:r>
-        <w:t>2  一次成功、需要修改、无提交和取消路径都能找到正确动作；刷新重新进入后当前步骤与尝试可恢复。</w:t>
+        <w:t>2  直接审阅结束、自选修改、无提交和取消恢复路径均可用；AI失败不把实践卡死，刷新重入恢复当前版本，按钮含义与服务端一致。</w:t>
       </w:r>
     </w:p>
     <w:p>
@@ -361,7 +369,7 @@
         <w:ind w:left="198" w:hanging="198"/>
       </w:pPr>
       <w:r>
-        <w:t>5  相关类型、构建与关键交互检查有结果，桌面和390px可用；Mock证据与真实接口证据分列，AI质量缺口没有被页面文案隐藏。</w:t>
+        <w:t>5  类型/构建、真实接口、桌面及390px证据分列。AI只提供建议、本人只确认审阅的含义清楚，历史质量未通过不被改写，也不阻挡已验收工程。</w:t>
       </w:r>
     </w:p>
     <w:p>
@@ -369,7 +377,7 @@
         <w:widowControl/>
       </w:pPr>
       <w:r>
-        <w:t>阶段门槛：固定模板真实动作与恢复状态、历史兼容及桌面手机交互达到本阶段验收后停止；后端尚未支持的动作不得伪造。S08质量缺口原样保留，候选写回缺授权就停在审阅展示，不以新增页面扩大持久化和API范围。</w:t>
+        <w:t>阶段门槛：辅助实践真实动作、恢复、历史兼容及桌面手机可用后停止；后端未实现动作不得伪造。原自动评分质量不再是前置；候选写回只沿用已有批准范围，不扩大表/API。</w:t>
       </w:r>
     </w:p>
     <w:p>
@@ -474,7 +482,7 @@
         <w:ind w:left="198" w:hanging="198"/>
       </w:pPr>
       <w:r>
-        <w:t>2  前置证据、必要授权、环境或质量门槛缺失时，交付已完成材料与准确阻塞。分别标通过、失败、未运行、待确认和未选择，不把工程通过或文档完成写成模型有效或整包完成。</w:t>
+        <w:t>2  前置证据、必要授权或环境缺失时交付准确阻塞。原自动评审质量未通过作为历史限制保留，不再作为辅助建议工程的前置；当前工程仍须实证验收，不把文档、Fake或本人确认写成代码正确、教学认可或模型有效。</w:t>
       </w:r>
     </w:p>
     <w:p>
